--- a/public/formatos/carta-presidente-ejemplo.docx
+++ b/public/formatos/carta-presidente-ejemplo.docx
@@ -143,7 +143,7 @@
           <w:rFonts w:ascii="Arial" w:hAnsi="Arial" w:cs="Arial"/>
           <w:b/>
         </w:rPr>
-        <w:t>Atención: DR</w:t>
+        <w:t>Atención: MTR</w:t>
       </w:r>
       <w:r>
         <w:rPr>
@@ -164,7 +164,7 @@
           <w:rFonts w:ascii="Arial" w:hAnsi="Arial" w:cs="Arial"/>
           <w:b/>
         </w:rPr>
-        <w:t>JUDITH DE ARCOS JIMENEZ</w:t>
+        <w:t>ANAYELI DE JESÚS PATIÑO LAGUNA</w:t>
       </w:r>
     </w:p>
     <w:p>
